--- a/01_《三人行》全24集全流程标杆成品库/06_核心场景一景一档/场景06_长林市54路有轨电车系统（春秋路电车站·八中站台·绿白相间木制车厢·覆雪钢轨沿线）.docx
+++ b/01_《三人行》全24集全流程标杆成品库/06_核心场景一景一档/场景06_长林市54路有轨电车系统（春秋路电车站·八中站台·绿白相间木制车厢·覆雪钢轨沿线）.docx
@@ -1077,1036 +1077,6 @@
         <w:t>EP21第21-2场：植物人赵了苏醒后，41岁荀未来带他搭乘雪夜54路有轨电车返城，16岁赵左右狂奔登车，16岁、41岁、66岁三个赵左右在温暖摇晃的电车车厢里紧紧相拥。</w:t>
       </w:r>
     </w:p>
-    <w:p>
-      <w:pPr>
-        <w:spacing w:before="160" w:after="80" w:line="384" w:lineRule="auto"/>
-        <w:jc w:val="left"/>
-      </w:pPr>
-      <w:r>
-        <w:rPr>
-          <w:rFonts w:ascii="Arial" w:hAnsi="Arial" w:eastAsia="黑体"/>
-          <w:b/>
-          <w:color w:val="141414"/>
-          <w:sz w:val="22"/>
-        </w:rPr>
-        <w:t>（附）本场景全剧登场场次、人物走位调度与场内对白逐集纪实（100%对齐定稿文学剧本）</w:t>
-      </w:r>
-    </w:p>
-    <w:p>
-      <w:pPr>
-        <w:spacing w:before="40" w:after="80" w:line="384" w:lineRule="auto"/>
-        <w:ind w:firstLine="400"/>
-        <w:jc w:val="left"/>
-      </w:pPr>
-      <w:r>
-        <w:rPr>
-          <w:rFonts w:ascii="Times New Roman" w:hAnsi="Times New Roman" w:eastAsia="宋体"/>
-          <w:b w:val="0"/>
-          <w:color w:val="141414"/>
-          <w:sz w:val="20"/>
-        </w:rPr>
-        <w:t>◆ EP01《夺回人生》：【1-1　外　春秋路有轨电车站·街道（1998） — 夜】：出场角色：幼年赵左右、拍照男子、烤串摊主、车旁成年乘客（画外）；空间调度与动作详情：深冬雪夜，积雪覆盖着长林市的老街道。双道有轨电车钢轨、覆雪的行道树列与昏黄温暖的路灯向夜色深处延伸。远处，一列老式绿白相间的有轨电车亮着前灯，伴着叮当声缓缓驶入春秋路站台。 电车停稳，折叠车门拉开。背着灰色帆布双肩包、戴着深蓝配红护耳针织帽与鲜红粗毛线围脖的幼年赵左右随着下车的人群敏捷地跳下台阶，一落地便迈开小短腿朝街边的炭火烤串摊飞奔而去。 人行道前方，一名年轻男子正举着相机给身穿白色长外套的女子拍照。幼年赵左右只顾闷头狂奔，直接从两人的镜头取景线中间一头穿了过去。他脚下没有半分停顿，只在跑动中朝两人抬了抬戴着厚手套的小手。 幼年赵左右头也不回地继续往烤串摊冲去。路边的白衣女子笑着重新站好，右侧男子再次举起相机对准她。 相机取景框里，白衣女子正对着镜头展颜微笑，幼年赵左右奔跑的身影恰好从取景框边缘飞快掠过。闪光灯咔嚓亮起，瞬间映亮飞舞的雪花。；场内关键对白：幼年赵左右：“不好意思啊。” ／ 拍照男子：“笑一下。” ／ 幼年赵左右：“老板！老板，快！” ／ 烤串摊主：“来，孩儿。” ／ 幼年赵左右：“没要韭菜啊。”　【1-2　外　春秋路有轨电车站·轨道街面（1998） — 夜】：出场角色：成年赵左右（画外音）；空间调度与动作详情：亮着暖黄车窗灯火的有轨电车缓缓驶离站台，沿着覆满白雪的铁轨与行道树列，漸漸驶向深冬夜色的尽头。 切至：；场内关键对白：成年赵左右（画外音）：“小时候，觉得老家长林的深冬实在太冷。现在想想，还是那时候暖和。”</w:t>
-      </w:r>
-    </w:p>
-    <w:p>
-      <w:pPr>
-        <w:spacing w:before="40" w:after="80" w:line="384" w:lineRule="auto"/>
-        <w:ind w:firstLine="400"/>
-        <w:jc w:val="left"/>
-      </w:pPr>
-      <w:r>
-        <w:rPr>
-          <w:rFonts w:ascii="Times New Roman" w:hAnsi="Times New Roman" w:eastAsia="宋体"/>
-          <w:b w:val="0"/>
-          <w:color w:val="141414"/>
-          <w:sz w:val="20"/>
-        </w:rPr>
-        <w:t>◆ EP02《第三个雪人》：【2-3　内　公交车车厢 — 日】：出场角色：荀未来、赵左右；空间调度与动作详情：2008年1月21日清晨。行驶在冬日街头的公交车后排座位上，身穿校服与灰色羽绒服的16岁赵左右猛地从睡梦中惊醒，大口喘着粗气。 坐在他身旁的41岁荀未来同样穿着八中校服外套，转过头好笑地打量着惊魂未定的少年。 赵左右揉了揉惺忪的睡眼，满脸怨气地瞪了荀未来一眼。 切至：；场内关键对白：荀未来：“睡醒了？做噩梦了吧？” ／ 赵左右：“以后你没事别老给我打电话，太坑了。”</w:t>
-      </w:r>
-    </w:p>
-    <w:p>
-      <w:pPr>
-        <w:spacing w:before="40" w:after="80" w:line="384" w:lineRule="auto"/>
-        <w:ind w:firstLine="400"/>
-        <w:jc w:val="left"/>
-      </w:pPr>
-      <w:r>
-        <w:rPr>
-          <w:rFonts w:ascii="Times New Roman" w:hAnsi="Times New Roman" w:eastAsia="宋体"/>
-          <w:b w:val="0"/>
-          <w:color w:val="141414"/>
-          <w:sz w:val="20"/>
-        </w:rPr>
-        <w:t>◆ EP03《少年的决定》：【3-1　外/内　《三人行》白昼篇主题片头序列（OP） — 日/夜】：空间调度与动作详情：*开始片头音乐： 伴随轻快而略带怅惘的钢琴与弦乐主题曲，二维手绘动画与白昼篇片头画面徐徐展开：戴着鲜红围巾的少年奔跑在2008年大雪纷飞的长林八中校园与红白相间的有轨电车轨道之间，校门口并肩而行的青春背影、风雪院落里并排伫立的三个雪人、跨越时空的莫比乌斯环与齿轮钟摆依次掠过，最终定格于剧名《三人行 THE TRIPLE ECHO OF TIME》。 切至：　【3-8　外/内　老式有轨电车车厢 — 日】：出场角色：荀未来、赵左右；空间调度与动作详情：红白配色的老式有轨电车沿着积雪覆盖的铁轨叮当驶过。车厢后排木椅上，16岁的赵左右与41岁的荀未来并肩而坐，赵左右低头看着夹在《小知音》杂志里的酒红色金夹钢笔发呆。 16岁的赵左右转头望向电车窗外掠过的白雪街景，轻声自语。 赵左右回过神来，抬起头冲荀未来爽朗地笑了笑。 荀未来猛地一怔，想到要去面对2008年年轻时的父母，神色顿时有些局促和退缩。 赵左右立刻板起脸佯装生气，搬出荀未来最在乎的事将了他一军。；场内关键对白：荀未来：“没事，你开学跟王一漫就是一个班了，有的是机会把钢笔还给她。那啥……你要是写得不好，人家也不收啊，还不是因为你自己心里热爱写作呀？” ／ 赵左右：“热爱吗？其实我只是想让她看到……” ／ 荀未来：“你说啥？” ／ 赵左右：“没啥。这个月零花钱不够请你吃大餐了，晚上来我家吃饭！” ／ 荀未来：“去你家？！心意心领了，我还是不去你家了吧。”</w:t>
-      </w:r>
-    </w:p>
-    <w:p>
-      <w:pPr>
-        <w:spacing w:before="40" w:after="80" w:line="384" w:lineRule="auto"/>
-        <w:ind w:firstLine="400"/>
-        <w:jc w:val="left"/>
-      </w:pPr>
-      <w:r>
-        <w:rPr>
-          <w:rFonts w:ascii="Times New Roman" w:hAnsi="Times New Roman" w:eastAsia="宋体"/>
-          <w:b w:val="0"/>
-          <w:color w:val="141414"/>
-          <w:sz w:val="20"/>
-        </w:rPr>
-        <w:t>◆ EP04《避风港争夺战》：【4-4　外/内　《三人行》白昼篇主题片头序列（OP） — 日/夜】：空间调度与动作详情：*开始片头音乐： 伴随轻快而略带怅惘的钢琴与弦乐主题曲，《三人行》白昼篇片头画面徐徐展开：戴着鲜红围巾的少年奔跑在2008年大雪纷飞的长林八中校园与红白相间的有轨电车轨道之间，电话亭百叶窗前的神秘剪影、风雪院落里并排伫立的三个雪人、跨越时空的莫比乌斯环与逆向飞旋的齿轮钟摆依次掠过，16岁赵左右、41岁荀未来、66岁赵了三代自我并肩伫立于纯白雪原之上，最终定格于剧名《三人行 THE TRIPLE ECHO OF TIME》。 切至：</w:t>
-      </w:r>
-    </w:p>
-    <w:p>
-      <w:pPr>
-        <w:spacing w:before="40" w:after="80" w:line="384" w:lineRule="auto"/>
-        <w:ind w:firstLine="400"/>
-        <w:jc w:val="left"/>
-      </w:pPr>
-      <w:r>
-        <w:rPr>
-          <w:rFonts w:ascii="Times New Roman" w:hAnsi="Times New Roman" w:eastAsia="宋体"/>
-          <w:b w:val="0"/>
-          <w:color w:val="141414"/>
-          <w:sz w:val="20"/>
-        </w:rPr>
-        <w:t>◆ EP09《人生失控》：【9-2　内/外　漫画屋里间·有轨电车与雪后街道 — 晨】：出场角色：荀未来、陈明、赵左右；空间调度与动作详情：二零零八年寒假结束开学日清晨，三条鱼漫画屋里间榻榻米地铺上，身穿白色长袖卫衣的四十一岁荀未来猛然从噩梦中惊醒坐起，额头渗出冷汗，大口喘着粗气喃喃自语。 地铺另一侧，早已穿好深蓝白条纹校服外套的十六岁陈明正盘腿坐在毯子上，利落地拉上黑色大书包的拉链，转过头淡定地提醒他。 晨光熹微的街道上，一列有轨电车叮当驶过。车厢内，陈明坐在座位上安静地翻看课本；身穿深棕色棉服夹克的荀未来与身穿黑色连帽羽绒服的十六岁赵左右并排站在过道里拉着扶手。荀未来侧过头打量着身边神色平静沉稳的十六岁自己，试探着开口搭话。 赵左右面无表情地靠在车厢立柱上，目光平视前方，只是淡淡地从鼻腔里应了一声。 荀未来见他反应冷淡，好奇地往他身边凑了凑，追问他心里的想法。；场内关键对白：荀未来：“舒图……又是这个名字。” ／ 陈明：“哟，别赖床了。你忘了，今天开学了。” ／ 荀未来：“左右，这半个月我一直在想啊，你有没有觉得，其实徐图图这个人也挺好的呀？” ／ 赵左右：“嗯。” ／ 荀未来：“是吧。那你现在心里怎么想的？”　【9-9　外/内　G54路有轨电车站台与车厢 — 夜】：出场角色：徐图图（画外音）、徐图图、赵左右；空间调度与动作详情：寒夜深沉，积雪的有轨电车站台上，赵左右站在路灯下依然低头翻看着手中的《高考必备便携手册》。一列闪烁着“工农大路 G54 西安大路”红色LED灯牌的末班有轨电车缓缓进站停稳，赵左右迈步走上车厢。 空荡荡的末班电车车厢内温暖安静，赵左右眼睛不离书本地走到中段蓝色座椅坐下，顺手将黑色双肩书包卸下放在身旁座位上。就在折叠车门即将关闭的瞬间，车门外传来十六岁徐图图气喘吁吁的呼喊声！ 身穿天蓝色羊羔毛连帽大衣、戴着白色毛绒耳罩的徐图图一步跳上电车。她扶着膝盖喘了口气，一抬头便看见了坐在前面的赵左右；赵左右也抬起头看向她，徐图图眉眼一弯，快步走到赵左右正对面的座椅上坐下。 赵左右重新低下头翻动《高考必备便携手册》继续背书。徐图图摘下手上的毛绒手套，偏着头静静看了专注的赵左右好一会儿，主动轻声搭话。 赵左右目光没有离开书页，简短而温和地应了一声。；场内关键对白：徐图图（画外音）：“等一下！等一下！” ／ 徐图图：“你也赶末班车啊？” ／ 赵左右：“嗯，晚自习刚结束。” ／ 徐图图：“车上看书容易晕车。” ／ 赵左右：“没事。”</w:t>
-      </w:r>
-    </w:p>
-    <w:p>
-      <w:pPr>
-        <w:spacing w:before="40" w:after="80" w:line="384" w:lineRule="auto"/>
-        <w:ind w:firstLine="400"/>
-        <w:jc w:val="left"/>
-      </w:pPr>
-      <w:r>
-        <w:rPr>
-          <w:rFonts w:ascii="Times New Roman" w:hAnsi="Times New Roman" w:eastAsia="宋体"/>
-          <w:b w:val="0"/>
-          <w:color w:val="141414"/>
-          <w:sz w:val="20"/>
-        </w:rPr>
-        <w:t>◆ EP12《寻未来》：【12-7　外/内　有轨电车站台·车厢与徐图图家（五栋602室） — 夜】：出场角色：荀未来、徐图图、荀未来（内心独白）、徐父、舒洁、赵了；空间调度与动作详情：寒夜积雪的有轨电车站台上，身穿驼色羊羔毛翻领棉服、戴着红色针织手套的十六岁徐图图正一边等车一边呵气搓手取暖。身穿黑色长款呢大衣的荀未来悄悄走到站牌另一侧，背着手假装看站牌，故意重重咳嗽了两声引起注意，随后探身走近，装出无比惊讶的模样打招呼。 徐图图回过头，看到一身成熟大衣造型的荀未来，微微一怔，礼貌地点头问好。 荀未来抬手挠了挠眉毛掩饰紧张，摆出潇洒的姿态客套，逗得徐图图抿嘴一笑。 徐图图转过头好奇地询问。 面对十六岁稚嫩的妻子，四十一岁的荀未来竟然紧张得舌头打结，眼神闪烁着结结巴巴地硬着头皮点头。；场内关键对白：荀未来：“呀，这么巧啊！” ／ 徐图图：“啊……荀未来。” ／ 荀未来：“叫我小荀就行了……叫我荀哥就行了。” ／ 徐图图：“你也坐车回家吗？” ／ 荀未来：“其实我……我在等……我……我在等……对，我也在等车，准备坐车回家！”</w:t>
-      </w:r>
-    </w:p>
-    <w:p>
-      <w:pPr>
-        <w:spacing w:before="40" w:after="80" w:line="384" w:lineRule="auto"/>
-        <w:ind w:firstLine="400"/>
-        <w:jc w:val="left"/>
-      </w:pPr>
-      <w:r>
-        <w:rPr>
-          <w:rFonts w:ascii="Times New Roman" w:hAnsi="Times New Roman" w:eastAsia="宋体"/>
-          <w:b w:val="0"/>
-          <w:color w:val="141414"/>
-          <w:sz w:val="20"/>
-        </w:rPr>
-        <w:t>◆ EP13《我与我的宣战》：【13-1　内/外　末班公交车·岁月潭百乐超市与罗爱文家（餐厅与厨房） — 夜】：出场角色：公交司机、荀未来、超市老板娘、罗爱文、荀未来（内心独白）；空间调度与动作详情：寒夜深沉，一列末班公交车停靠在郊区终点站。车厢后排座椅上，无家可归的四十一岁荀未来身穿棕褐色翻领棉服，怀里紧紧抱着黑色双肩包，脚边立着那只黑色拉杆箱，正歪着头沉沉睡去。身穿黑色制服、左臂戴着红袖章的公交司机走过来，伸手轻轻推了推荀未来的肩膀。 荀未来枕在双肩包上，眼睛都没睁开，迷迷糊糊地在梦中呢喃了一句。 公交司机俯下身凑近他的耳边，满头雾水地反问。 荀未来猛地眨了眨眼清醒过来，尴尬地笑了笑，抱紧怀里的双肩包朝司机摆了摆手。 公交司机指了指打开的车门，又俯身指向车窗外不远处的亮光，耐心地劝导。；场内关键对白：公交司机：“先生。先生，醒醒，先生，终点站到了。” ／ 荀未来：“赶紧安排投胎吧……” ／ 公交司机：“啥？” ／ 荀未来：“呵，睡迷糊了。你别管我，明天我再坐回去。” ／ 公交司机：“不好意思先生啊，我们有规定，不允许在车上留宿的。您这样，您先下车，车站旁边呢就有个网吧，那里可以过夜的。”　【13-7　外/内　校园雪地树林·学校图书馆与夜间有轨电车 — 日/夜】：出场角色：荀未来、罗爱文、赵左右、赵左右（内心独白）、徐图图、赵左右＆荀未来；空间调度与动作详情：寒风凛冽的校园雪地小树林里，被赶出活动室的十六岁赵左右身穿白色长款羽绒服、围着墨绿色围巾，竟然真的独自一人坐在积雪的大石头上，捧着《梦的解析》专心致志地默读！不远处的教学楼红砖墙转角后，四十一岁的荀未来探出半个脑袋看着这一幕，心疼得直嘬牙花子。 片刻之后，受荀未来指派的罗爱文拎着一只黑色保温壶屁颠屁颠地跑进雪地树林，走到赵左右面前递上一只塑料杯，倒满了热气腾腾的红糖姜茶。 赵左右抬起头，越过罗爱文的肩膀瞥了一眼远处教学楼门内正在探头张望的荀未来，嘴角微不可察地一勾，双手接过热姜茶点头道谢。 罗爱文笑着应了声“没事，那我先回去了啊”，拎着保温壶跑回教学楼门内向荀未来邀功：“荀哥，喝了喝了喝了！”雪地大石头上的赵左右低头轻轻吹了吹热气，抿了一口暖胃的姜茶，眼神愈发笃定。 下午阳光明媚的学校图书馆阅览室内，徐图图坐在长桌旁低头看书，坐在她身旁的赵左右却单手托着腮，望着窗外若有所思地在心里盘算着如何逼荀未来亲口承认身份。；场内关键对白：荀未来：“不是吧，意志这么顽强啊？这，不会冻出什么病来吧？这万一以后落下病根该怎么办呀？” ／ 罗爱文：“左右，太冷了，喝点姜茶暖暖身子吧。” ／ 赵左右：“谢了。” ／ 赵左右（内心独白）：“如果是真的，贸然提问，他肯定死不承认。我要怎么才能让他亲口承认呢？” ／ 徐图图：“你怎么了？心不在焉的。”</w:t>
-      </w:r>
-    </w:p>
-    <w:p>
-      <w:pPr>
-        <w:spacing w:before="40" w:after="80" w:line="384" w:lineRule="auto"/>
-        <w:ind w:firstLine="400"/>
-        <w:jc w:val="left"/>
-      </w:pPr>
-      <w:r>
-        <w:rPr>
-          <w:rFonts w:ascii="Times New Roman" w:hAnsi="Times New Roman" w:eastAsia="宋体"/>
-          <w:b w:val="0"/>
-          <w:color w:val="141414"/>
-          <w:sz w:val="20"/>
-        </w:rPr>
-        <w:t>◆ EP20《涉过夏天》：【20-3　内/外　街边砂锅麻辣烫店·G54路公交车·2058办公区与荒村老宅 — 夜/日】：出场角色：林开颜（小雪）、赵左右、赵左右（内心独白）、荀未来；空间调度与动作详情：夜晚，长林市街边砂锅麻辣烫店内，暖黄的灯光下浮现本集片名：第 20 集 涉过夏天。 十六岁的赵左右独自坐在小餐桌前，面前放着一碗未动的砂锅，眼神深沉而凝重（内心独白：“哪些是真的？什么才是真的？你们的目的是什么？为什么不告诉我？我一定要找到你们，问个明白”）。就在这时，门口的塑料门帘被掀开——再次从2058年穿过来的林开颜（小雪）端着一碗麻辣烫走了进来，径直坐到了赵左右的对面！ 刚才在五零二室亲眼目睹这个女人凭空消失、而回家后又发现荀哥和植物人赵爷爷已经连夜转移不知所踪的赵左右，不动声色地抬起头直视着小雪。 小雪双手交叠放在胸前，装出一副知恩图报的乖巧模样点头承认。 赵左右身体微微前倾，敏锐地顺着她的话头下套盘问。；场内关键对白：林开颜（小雪）：“小哥，你知道去哪里能找到他们，对吧？” ／ 赵左右：“所以你不是为了帮我选花，原本就是来找他们的，对吧？” ／ 林开颜（小雪）：“对。因为赵爷爷对我有恩，我一直想当面和他说声谢谢。我四处打听才知道他住在哪儿，下午看到你从他家出来，我才跟着你一直到超市的。听说他生病了，我就想着给他选束花，希望他能早日康复。” ／ 赵左右：“你是怎么认识赵爷爷的？” ／ 林开颜（小雪）：“我老家大暴雨发洪水的时候，赵爷爷捐了一大笔钱抗洪救灾。就是去年八月，台风帕布和蝴蝶的时候啊，我老家那好几个村子都被洪水淹掉了。”</w:t>
-      </w:r>
-    </w:p>
-    <w:p>
-      <w:pPr>
-        <w:spacing w:before="40" w:after="80" w:line="384" w:lineRule="auto"/>
-        <w:ind w:firstLine="400"/>
-        <w:jc w:val="left"/>
-      </w:pPr>
-      <w:r>
-        <w:rPr>
-          <w:rFonts w:ascii="Times New Roman" w:hAnsi="Times New Roman" w:eastAsia="宋体"/>
-          <w:b w:val="0"/>
-          <w:color w:val="141414"/>
-          <w:sz w:val="20"/>
-        </w:rPr>
-        <w:t>◆ EP21《当雪落下》：【21-8　外/内　八中红砖教学楼前雪地·第八中学电车站与54路有轨电车·大巴车烧烤摊 — 日/夜】：出场角色：赵左右、林开颜（小雪）、荀未来、赵了；空间调度与动作详情：雪后的长林八中红砖教学楼前广场上，身穿白色长款羽绒服、系着墨绿色针织围巾的十六岁赵左右正挥动铁锹清扫包干区的积雪；不远处，戴着黑框眼镜、身穿军绿色翻毛领工装外套的小雪也拿着一把铁锹卖力地铲着雪。赵左右停下动作，转头看了她一眼。 小雪一边铲雪一边老实地回答。 赵左右把铁锹往雪地里一插，语气缓和了几分劝她回去。 小雪擦了擦额头的汗，露出一个真心的笑容。 赵左右看着她冻红的鼻尖，忍不住直白地戳破她的执念。；场内关键对白：赵左右：“今天这片的卫生，应该是图图搞吧？” ／ 林开颜（小雪）：“她冻感冒了，有点低烧。” ／ 赵左右：“我知道，所以我帮她搞就好了。你早点回去歇着吧。” ／ 林开颜（小雪）：“没事，帮图图我开心。” ／ 赵左右：“都三个月了还这样。哪怕我绝对不可能告诉你他们的下落。”</w:t>
-      </w:r>
-    </w:p>
-    <w:p>
-      <w:pPr>
-        <w:spacing w:before="40" w:after="80" w:line="384" w:lineRule="auto"/>
-        <w:ind w:firstLine="400"/>
-        <w:jc w:val="left"/>
-      </w:pPr>
-      <w:r>
-        <w:rPr>
-          <w:rFonts w:ascii="Times New Roman" w:hAnsi="Times New Roman" w:eastAsia="宋体"/>
-          <w:b w:val="0"/>
-          <w:color w:val="141414"/>
-          <w:sz w:val="20"/>
-        </w:rPr>
-        <w:t>◆ EP22《背对背，肩并肩》：【22-6　外/内　雪夜居民楼下·501室厨房与餐厅团圆饺子宴·雪路送别与有轨电车站台 — 夜】：出场角色：赵了、赵左右、荀未来、刘美奕、赵东来；空间调度与动作详情：2008年冬夜，老居民楼单元门外白雪皑皑，暖黄的路灯光晕下，四十一岁的荀未来与六十六岁的赵了并肩等候。十六岁的赵左右背着书包欢快地跑来与两人汇合。 赵左右拍着胸脯回答：“收拾完了！你俩收拾完了？”荀未来随口答道：“对，晚上十点钟你赵爷爷就走了。”赵了一听这话不吉利，吹胡子瞪眼地抗议起来。 荀未来坏笑着顶嘴：“怎么了？你就说是或不是，你晚上十点钟走？”看着四十岁和六十岁的自己又在拌嘴，十六岁的赵左右无奈地摊开双手劝架。 荀未来扑哧一笑，感叹道：“也是。我们这种情况啊，也算是千载难逢了吧。”赵左右满眼不舍地看着两个未来的自己，追问重逢之期。 荀未来摸了摸下巴，把话题抛给2058年的赵了。；场内关键对白：赵了：“你东西都收拾完了吗？” ／ 赵了：“怎么什么话到你嘴里面就变得这么难听？什么我晚上十点钟就走了？！” ／ 赵左右：“你俩就不能和平一点吗？咱仨不都是一个人，骂谁都是骂自己。” ／ 赵左右：“对了，你们下次什么时候再来啊？” ／ 荀未来：“呃，还不太确定吧。我2033年那边还没那么方便。倒是你赵爷爷，跟下楼似的。”</w:t>
-      </w:r>
-    </w:p>
-    <w:p>
-      <w:pPr>
-        <w:spacing w:before="240" w:after="100" w:line="384" w:lineRule="auto"/>
-        <w:jc w:val="left"/>
-      </w:pPr>
-      <w:r>
-        <w:rPr>
-          <w:rFonts w:ascii="Arial" w:hAnsi="Arial" w:eastAsia="黑体"/>
-          <w:b/>
-          <w:color w:val="142850"/>
-          <w:sz w:val="26"/>
-        </w:rPr>
-        <w:t>第六章　本场景全剧关联场次完整剧情动作与台词交锋补遗实录</w:t>
-      </w:r>
-    </w:p>
-    <w:p>
-      <w:pPr>
-        <w:spacing w:before="40" w:after="100" w:line="384" w:lineRule="auto"/>
-        <w:ind w:firstLine="420"/>
-        <w:jc w:val="left"/>
-      </w:pPr>
-      <w:r>
-        <w:rPr>
-          <w:rFonts w:ascii="Times New Roman" w:hAnsi="Times New Roman" w:eastAsia="宋体"/>
-          <w:b w:val="0"/>
-          <w:color w:val="141414"/>
-          <w:sz w:val="21"/>
-        </w:rPr>
-        <w:t>以下完整收录该核心空间在《三人行》全24集文学剧本中承载的所有关键戏剧场次、人物走位调度与核心台词交锋（共检索锁定 11 个关联场次）：</w:t>
-      </w:r>
-    </w:p>
-    <w:tbl>
-      <w:tblPr>
-        <w:tblStyle w:val="TableGrid"/>
-        <w:tblW w:type="auto" w:w="0"/>
-        <w:jc w:val="center"/>
-        <w:tblLayout w:type="fixed"/>
-        <w:tblLook w:firstColumn="1" w:firstRow="1" w:lastColumn="0" w:lastRow="0" w:noHBand="0" w:noVBand="1" w:val="04A0"/>
-      </w:tblPr>
-      <w:tblGrid>
-        <w:gridCol w:w="5184"/>
-        <w:gridCol w:w="5184"/>
-      </w:tblGrid>
-      <w:tr>
-        <w:trPr>
-          <w:tblHeader/>
-          <w:cantSplit/>
-        </w:trPr>
-        <w:tc>
-          <w:tcPr>
-            <w:tcW w:type="dxa" w:w="3096"/>
-            <w:vAlign w:val="center"/>
-            <w:tcMar>
-              <w:top w:w="130" w:type="dxa"/>
-              <w:bottom w:w="130" w:type="dxa"/>
-              <w:left w:w="150" w:type="dxa"/>
-              <w:right w:w="150" w:type="dxa"/>
-            </w:tcMar>
-            <w:shd w:fill="1F3864"/>
-          </w:tcPr>
-          <w:p>
-            <w:pPr>
-              <w:spacing w:before="40" w:after="40" w:line="312" w:lineRule="auto"/>
-              <w:jc w:val="center"/>
-            </w:pPr>
-            <w:r/>
-            <w:r>
-              <w:rPr>
-                <w:rFonts w:ascii="Arial" w:hAnsi="Arial" w:eastAsia="黑体"/>
-                <w:b/>
-                <w:color w:val="FFFFFF"/>
-                <w:sz w:val="19"/>
-              </w:rPr>
-              <w:t>集数与场次景头</w:t>
-            </w:r>
-          </w:p>
-        </w:tc>
-        <w:tc>
-          <w:tcPr>
-            <w:tcW w:type="dxa" w:w="7272"/>
-            <w:vAlign w:val="center"/>
-            <w:tcMar>
-              <w:top w:w="130" w:type="dxa"/>
-              <w:bottom w:w="130" w:type="dxa"/>
-              <w:left w:w="150" w:type="dxa"/>
-              <w:right w:w="150" w:type="dxa"/>
-            </w:tcMar>
-            <w:shd w:fill="1F3864"/>
-          </w:tcPr>
-          <w:p>
-            <w:pPr>
-              <w:spacing w:before="40" w:after="40" w:line="312" w:lineRule="auto"/>
-              <w:jc w:val="center"/>
-            </w:pPr>
-            <w:r/>
-            <w:r>
-              <w:rPr>
-                <w:rFonts w:ascii="Arial" w:hAnsi="Arial" w:eastAsia="黑体"/>
-                <w:b/>
-                <w:color w:val="FFFFFF"/>
-                <w:sz w:val="19"/>
-              </w:rPr>
-              <w:t>本场景出场人物、空间动作调度与核心台词交锋实录</w:t>
-            </w:r>
-          </w:p>
-        </w:tc>
-      </w:tr>
-      <w:tr>
-        <w:trPr>
-          <w:cantSplit/>
-        </w:trPr>
-        <w:tc>
-          <w:tcPr>
-            <w:tcW w:type="dxa" w:w="3096"/>
-            <w:vAlign w:val="center"/>
-            <w:tcMar>
-              <w:top w:w="105" w:type="dxa"/>
-              <w:bottom w:w="105" w:type="dxa"/>
-              <w:left w:w="145" w:type="dxa"/>
-              <w:right w:w="145" w:type="dxa"/>
-            </w:tcMar>
-          </w:tcPr>
-          <w:p>
-            <w:pPr>
-              <w:spacing w:before="40" w:after="40" w:line="341" w:lineRule="auto"/>
-              <w:jc w:val="left"/>
-            </w:pPr>
-            <w:r/>
-            <w:r>
-              <w:rPr>
-                <w:rFonts w:ascii="Times New Roman" w:hAnsi="Times New Roman" w:eastAsia="宋体"/>
-                <w:b/>
-                <w:color w:val="191919"/>
-                <w:sz w:val="19"/>
-              </w:rPr>
-              <w:t>EP01</w:t>
-              <w:br/>
-              <w:t>1-1　外　春秋路有轨电车站·街道（1998） — 夜</w:t>
-            </w:r>
-          </w:p>
-        </w:tc>
-        <w:tc>
-          <w:tcPr>
-            <w:tcW w:type="dxa" w:w="7272"/>
-            <w:vAlign w:val="center"/>
-            <w:tcMar>
-              <w:top w:w="105" w:type="dxa"/>
-              <w:bottom w:w="105" w:type="dxa"/>
-              <w:left w:w="145" w:type="dxa"/>
-              <w:right w:w="145" w:type="dxa"/>
-            </w:tcMar>
-          </w:tcPr>
-          <w:p>
-            <w:pPr>
-              <w:spacing w:before="40" w:after="40" w:line="341" w:lineRule="auto"/>
-              <w:jc w:val="left"/>
-            </w:pPr>
-            <w:r/>
-            <w:r>
-              <w:rPr>
-                <w:rFonts w:ascii="Times New Roman" w:hAnsi="Times New Roman" w:eastAsia="宋体"/>
-                <w:b w:val="0"/>
-                <w:color w:val="191919"/>
-                <w:sz w:val="19"/>
-              </w:rPr>
-              <w:t>【出场人物】幼年赵左右、拍照男子、烤串摊主、车旁成年乘客</w:t>
-              <w:br/>
-              <w:t>【空间动作与场面调度】深冬雪夜，积雪覆盖着长林市的老街道。双道有轨电车钢轨、覆雪的行道树列与昏黄温暖的路灯向夜色深处延伸。远处，一列老式绿白相间的有轨电车亮着前灯，伴着叮当声缓缓驶入春秋路站台。 电车停稳，折叠车门拉开。背着灰色帆布双肩包、戴着深蓝配红护耳针织帽与鲜红粗毛线围脖的幼年赵左右随着下车的人群敏捷地跳下台阶，一落地便迈开小短腿朝街边的炭火烤串摊飞奔而去。 人行道前方，一名年轻男子正举着相机给身穿白色长外套的女子拍照。幼年赵左右只顾闷头狂奔，直接从两人的镜头取景线中间一头穿了过去。他脚下没有半分停顿，只在跑动中朝两人抬了抬戴着厚手套的小手。 幼年赵左右头也不回地继续往烤串摊冲去。路边的白衣女子笑着重新站好，右侧男子再次举起相机对准她。 相机取景框里，白衣女子正对着镜头展颜微笑，幼年赵左右奔跑的身影恰好从取景框边缘飞快掠过。闪光灯咔嚓亮起，瞬间映亮飞舞的雪花。 幼年赵左右一口气冲到热气腾腾的炭火烤串摊前，仰着冻得微红的小脸大声招呼。 摊主麻利地将装满烤串的白色一次性打包餐盒递到他手里。 幼年赵左右接过餐……</w:t>
-              <w:br/>
-              <w:t>【本场核心台词交锋】幼年赵左右：“不好意思啊。” ／ 拍照男子：“笑一下。” ／ 幼年赵左右：“老板！老板，快！” ／ 烤串摊主：“来，孩儿。” ／ 幼年赵左右：“没要韭菜啊。”</w:t>
-            </w:r>
-          </w:p>
-        </w:tc>
-      </w:tr>
-      <w:tr>
-        <w:trPr>
-          <w:cantSplit/>
-        </w:trPr>
-        <w:tc>
-          <w:tcPr>
-            <w:tcW w:type="dxa" w:w="3096"/>
-            <w:vAlign w:val="center"/>
-            <w:tcMar>
-              <w:top w:w="105" w:type="dxa"/>
-              <w:bottom w:w="105" w:type="dxa"/>
-              <w:left w:w="145" w:type="dxa"/>
-              <w:right w:w="145" w:type="dxa"/>
-            </w:tcMar>
-            <w:shd w:fill="F7FAFC"/>
-          </w:tcPr>
-          <w:p>
-            <w:pPr>
-              <w:spacing w:before="40" w:after="40" w:line="341" w:lineRule="auto"/>
-              <w:jc w:val="left"/>
-            </w:pPr>
-            <w:r/>
-            <w:r>
-              <w:rPr>
-                <w:rFonts w:ascii="Times New Roman" w:hAnsi="Times New Roman" w:eastAsia="宋体"/>
-                <w:b/>
-                <w:color w:val="191919"/>
-                <w:sz w:val="19"/>
-              </w:rPr>
-              <w:t>EP01</w:t>
-              <w:br/>
-              <w:t>1-2　外　春秋路有轨电车站·轨道街面（1998） — 夜</w:t>
-            </w:r>
-          </w:p>
-        </w:tc>
-        <w:tc>
-          <w:tcPr>
-            <w:tcW w:type="dxa" w:w="7272"/>
-            <w:vAlign w:val="center"/>
-            <w:tcMar>
-              <w:top w:w="105" w:type="dxa"/>
-              <w:bottom w:w="105" w:type="dxa"/>
-              <w:left w:w="145" w:type="dxa"/>
-              <w:right w:w="145" w:type="dxa"/>
-            </w:tcMar>
-            <w:shd w:fill="F7FAFC"/>
-          </w:tcPr>
-          <w:p>
-            <w:pPr>
-              <w:spacing w:before="40" w:after="40" w:line="341" w:lineRule="auto"/>
-              <w:jc w:val="left"/>
-            </w:pPr>
-            <w:r/>
-            <w:r>
-              <w:rPr>
-                <w:rFonts w:ascii="Times New Roman" w:hAnsi="Times New Roman" w:eastAsia="宋体"/>
-                <w:b w:val="0"/>
-                <w:color w:val="191919"/>
-                <w:sz w:val="19"/>
-              </w:rPr>
-              <w:t>【出场人物】成年赵左右</w:t>
-              <w:br/>
-              <w:t>【空间动作与场面调度】亮着暖黄车窗灯火的有轨电车缓缓驶离站台，沿着覆满白雪的铁轨与行道树列，漸漸驶向深冬夜色的尽头。 切至：</w:t>
-              <w:br/>
-              <w:t>【本场核心台词交锋】成年赵左右：“小时候，觉得老家长林的深冬实在太冷。现在想想，还是那时候暖和。”</w:t>
-            </w:r>
-          </w:p>
-        </w:tc>
-      </w:tr>
-      <w:tr>
-        <w:trPr>
-          <w:cantSplit/>
-        </w:trPr>
-        <w:tc>
-          <w:tcPr>
-            <w:tcW w:type="dxa" w:w="3096"/>
-            <w:vAlign w:val="center"/>
-            <w:tcMar>
-              <w:top w:w="105" w:type="dxa"/>
-              <w:bottom w:w="105" w:type="dxa"/>
-              <w:left w:w="145" w:type="dxa"/>
-              <w:right w:w="145" w:type="dxa"/>
-            </w:tcMar>
-          </w:tcPr>
-          <w:p>
-            <w:pPr>
-              <w:spacing w:before="40" w:after="40" w:line="341" w:lineRule="auto"/>
-              <w:jc w:val="left"/>
-            </w:pPr>
-            <w:r/>
-            <w:r>
-              <w:rPr>
-                <w:rFonts w:ascii="Times New Roman" w:hAnsi="Times New Roman" w:eastAsia="宋体"/>
-                <w:b/>
-                <w:color w:val="191919"/>
-                <w:sz w:val="19"/>
-              </w:rPr>
-              <w:t>EP01</w:t>
-              <w:br/>
-              <w:t>1-9　内　旧时光有轨电车咖啡馆（2033） — 日</w:t>
-            </w:r>
-          </w:p>
-        </w:tc>
-        <w:tc>
-          <w:tcPr>
-            <w:tcW w:type="dxa" w:w="7272"/>
-            <w:vAlign w:val="center"/>
-            <w:tcMar>
-              <w:top w:w="105" w:type="dxa"/>
-              <w:bottom w:w="105" w:type="dxa"/>
-              <w:left w:w="145" w:type="dxa"/>
-              <w:right w:w="145" w:type="dxa"/>
-            </w:tcMar>
-          </w:tcPr>
-          <w:p>
-            <w:pPr>
-              <w:spacing w:before="40" w:after="40" w:line="341" w:lineRule="auto"/>
-              <w:jc w:val="left"/>
-            </w:pPr>
-            <w:r/>
-            <w:r>
-              <w:rPr>
-                <w:rFonts w:ascii="Times New Roman" w:hAnsi="Times New Roman" w:eastAsia="宋体"/>
-                <w:b w:val="0"/>
-                <w:color w:val="191919"/>
-                <w:sz w:val="19"/>
-              </w:rPr>
-              <w:t>【出场人物】成年罗爱文、成年赵左右</w:t>
-              <w:br/>
-              <w:t>【空间动作与场面调度】老式有轨电车车厢内部被改造为温暖复古的咖啡馆，保留着弧形木质车顶与金属拉手吊环，暖黄色壁灯与窗外的白雪相映成趣。成年罗爱文与成年赵左右顺着狭长的车厢过道走到中段胡桃木卡座面对面坐下。 成年罗爱文一边说着，一边从大衣内袋里掏出两个崭新的纸质白包信封，推到成年赵左右面前的桌面上。 成年赵左右伸手接过那两个薄薄的纸质白包，指尖摩挲着纸面，苦笑着垂下眼帘。 成年罗爱文端起咖啡杯没有接话。成年赵左右抬起头望向窗外，眼神里浮起一层对少年时代的怀念。 听出老同学叙旧背后的铺垫，成年罗爱文放下杯子，直接挑明了话头。 成年赵左右喉结微动，终于放下中年人的体面，局促而热切地直视着罗爱文。 成年罗爱文说着便站起身整理大衣准备离开。成年赵左右慌忙跟着从卡座站起身，伸手拦在过道间。 切至：</w:t>
-              <w:br/>
-              <w:t>【本场核心台词交锋】成年罗爱文：“你看啊，我们厂十年前造超高清相机配件，现在马上就开始研究这复古的CCD相机。就你自己啊，要主动地跟上时尚的节奏嘛。你懂吧？” ／ 成年罗爱文：“对了。给你两个实体白包。以后就别扫码了。时髦起来。” ／ 成年赵左右：“我这不上了年纪了吗。学东西呢，肯定没有年轻人快。早就跟不上时代了。只怪我当时听了我爸的，报了不喜欢的理科——学了不喜欢的计算机，说有什么前景。” ／ 成年赵左右：“老罗。你知道我这一生当中，最幸运的事是什么吗？就是在高中的时候啊，认识了你和陈明。我记得高中的时候，咱俩的关系其实是最好的。每天都形影不离，还经常偷偷摸摸地去吃麻辣烫。后来，我就去了北京。你也出了国。也一直没有怎么见上面。现在嘛，陈明也走了。” ／ 成年罗爱文：“有什么事就直说吧。”</w:t>
-            </w:r>
-          </w:p>
-        </w:tc>
-      </w:tr>
-      <w:tr>
-        <w:trPr>
-          <w:cantSplit/>
-        </w:trPr>
-        <w:tc>
-          <w:tcPr>
-            <w:tcW w:type="dxa" w:w="3096"/>
-            <w:vAlign w:val="center"/>
-            <w:tcMar>
-              <w:top w:w="105" w:type="dxa"/>
-              <w:bottom w:w="105" w:type="dxa"/>
-              <w:left w:w="145" w:type="dxa"/>
-              <w:right w:w="145" w:type="dxa"/>
-            </w:tcMar>
-            <w:shd w:fill="F7FAFC"/>
-          </w:tcPr>
-          <w:p>
-            <w:pPr>
-              <w:spacing w:before="40" w:after="40" w:line="341" w:lineRule="auto"/>
-              <w:jc w:val="left"/>
-            </w:pPr>
-            <w:r/>
-            <w:r>
-              <w:rPr>
-                <w:rFonts w:ascii="Times New Roman" w:hAnsi="Times New Roman" w:eastAsia="宋体"/>
-                <w:b/>
-                <w:color w:val="191919"/>
-                <w:sz w:val="19"/>
-              </w:rPr>
-              <w:t>EP03</w:t>
-              <w:br/>
-              <w:t>3-8　外/内　老式有轨电车车厢 — 日</w:t>
-            </w:r>
-          </w:p>
-        </w:tc>
-        <w:tc>
-          <w:tcPr>
-            <w:tcW w:type="dxa" w:w="7272"/>
-            <w:vAlign w:val="center"/>
-            <w:tcMar>
-              <w:top w:w="105" w:type="dxa"/>
-              <w:bottom w:w="105" w:type="dxa"/>
-              <w:left w:w="145" w:type="dxa"/>
-              <w:right w:w="145" w:type="dxa"/>
-            </w:tcMar>
-            <w:shd w:fill="F7FAFC"/>
-          </w:tcPr>
-          <w:p>
-            <w:pPr>
-              <w:spacing w:before="40" w:after="40" w:line="341" w:lineRule="auto"/>
-              <w:jc w:val="left"/>
-            </w:pPr>
-            <w:r/>
-            <w:r>
-              <w:rPr>
-                <w:rFonts w:ascii="Times New Roman" w:hAnsi="Times New Roman" w:eastAsia="宋体"/>
-                <w:b w:val="0"/>
-                <w:color w:val="191919"/>
-                <w:sz w:val="19"/>
-              </w:rPr>
-              <w:t>【出场人物】荀未来、赵左右</w:t>
-              <w:br/>
-              <w:t>【空间动作与场面调度】红白配色的老式有轨电车沿着积雪覆盖的铁轨叮当驶过。车厢后排木椅上，16岁的赵左右与41岁的荀未来并肩而坐，赵左右低头看着夹在《小知音》杂志里的酒红色金夹钢笔发呆。 16岁的赵左右转头望向电车窗外掠过的白雪街景，轻声自语。 赵左右回过神来，抬起头冲荀未来爽朗地笑了笑。 荀未来猛地一怔，想到要去面对2008年年轻时的父母，神色顿时有些局促和退缩。 赵左右立刻板起脸佯装生气，搬出荀未来最在乎的事将了他一军。 切至：</w:t>
-              <w:br/>
-              <w:t>【本场核心台词交锋】荀未来：“没事，你开学跟王一漫就是一个班了，有的是机会把钢笔还给她。那啥……你要是写得不好，人家也不收啊，还不是因为你自己心里热爱写作呀？” ／ 赵左右：“热爱吗？其实我只是想让她看到……” ／ 荀未来：“你说啥？” ／ 赵左右：“没啥。这个月零花钱不够请你吃大餐了，晚上来我家吃饭！” ／ 荀未来：“去你家？！心意心领了，我还是不去你家了吧。”</w:t>
-            </w:r>
-          </w:p>
-        </w:tc>
-      </w:tr>
-      <w:tr>
-        <w:trPr>
-          <w:cantSplit/>
-        </w:trPr>
-        <w:tc>
-          <w:tcPr>
-            <w:tcW w:type="dxa" w:w="3096"/>
-            <w:vAlign w:val="center"/>
-            <w:tcMar>
-              <w:top w:w="105" w:type="dxa"/>
-              <w:bottom w:w="105" w:type="dxa"/>
-              <w:left w:w="145" w:type="dxa"/>
-              <w:right w:w="145" w:type="dxa"/>
-            </w:tcMar>
-          </w:tcPr>
-          <w:p>
-            <w:pPr>
-              <w:spacing w:before="40" w:after="40" w:line="341" w:lineRule="auto"/>
-              <w:jc w:val="left"/>
-            </w:pPr>
-            <w:r/>
-            <w:r>
-              <w:rPr>
-                <w:rFonts w:ascii="Times New Roman" w:hAnsi="Times New Roman" w:eastAsia="宋体"/>
-                <w:b/>
-                <w:color w:val="191919"/>
-                <w:sz w:val="19"/>
-              </w:rPr>
-              <w:t>EP09</w:t>
-              <w:br/>
-              <w:t>9-2　内/外　漫画屋里间·有轨电车与雪后街道 — 晨</w:t>
-            </w:r>
-          </w:p>
-        </w:tc>
-        <w:tc>
-          <w:tcPr>
-            <w:tcW w:type="dxa" w:w="7272"/>
-            <w:vAlign w:val="center"/>
-            <w:tcMar>
-              <w:top w:w="105" w:type="dxa"/>
-              <w:bottom w:w="105" w:type="dxa"/>
-              <w:left w:w="145" w:type="dxa"/>
-              <w:right w:w="145" w:type="dxa"/>
-            </w:tcMar>
-          </w:tcPr>
-          <w:p>
-            <w:pPr>
-              <w:spacing w:before="40" w:after="40" w:line="341" w:lineRule="auto"/>
-              <w:jc w:val="left"/>
-            </w:pPr>
-            <w:r/>
-            <w:r>
-              <w:rPr>
-                <w:rFonts w:ascii="Times New Roman" w:hAnsi="Times New Roman" w:eastAsia="宋体"/>
-                <w:b w:val="0"/>
-                <w:color w:val="191919"/>
-                <w:sz w:val="19"/>
-              </w:rPr>
-              <w:t>【出场人物】荀未来、陈明、赵左右</w:t>
-              <w:br/>
-              <w:t>【空间动作与场面调度】二零零八年寒假结束开学日清晨，三条鱼漫画屋里间榻榻米地铺上，身穿白色长袖卫衣的四十一岁荀未来猛然从噩梦中惊醒坐起，额头渗出冷汗，大口喘着粗气喃喃自语。 地铺另一侧，早已穿好深蓝白条纹校服外套的十六岁陈明正盘腿坐在毯子上，利落地拉上黑色大书包的拉链，转过头淡定地提醒他。 晨光熹微的街道上，一列有轨电车叮当驶过。车厢内，陈明坐在座位上安静地翻看课本；身穿深棕色棉服夹克的荀未来与身穿黑色连帽羽绒服的十六岁赵左右并排站在过道里拉着扶手。荀未来侧过头打量着身边神色平静沉稳的十六岁自己，试探着开口搭话。 赵左右面无表情地靠在车厢立柱上，目光平视前方，只是淡淡地从鼻腔里应了一声。 荀未来见他反应冷淡，好奇地往他身边凑了凑，追问他心里的想法。 赵左右眼神认真地思索了片刻，转过头一本正经地向荀未来抛出了一个纯粹的学术问题。荀未来当场噎住。 有轨电车驶过积雪融化的城市主干道。车流之中，一辆前挡风玻璃贴着“春A60026（有效期至2008年02月27日）”临时号牌的黑色路虎越野车平稳行驶着——驾驶座上，头戴一……</w:t>
-              <w:br/>
-              <w:t>【本场核心台词交锋】荀未来：“舒图……又是这个名字。” ／ 陈明：“哟，别赖床了。你忘了，今天开学了。” ／ 荀未来：“左右，这半个月我一直在想啊，你有没有觉得，其实徐图图这个人也挺好的呀？” ／ 赵左右：“嗯。” ／ 荀未来：“是吧。那你现在心里怎么想的？”</w:t>
-            </w:r>
-          </w:p>
-        </w:tc>
-      </w:tr>
-      <w:tr>
-        <w:trPr>
-          <w:cantSplit/>
-        </w:trPr>
-        <w:tc>
-          <w:tcPr>
-            <w:tcW w:type="dxa" w:w="3096"/>
-            <w:vAlign w:val="center"/>
-            <w:tcMar>
-              <w:top w:w="105" w:type="dxa"/>
-              <w:bottom w:w="105" w:type="dxa"/>
-              <w:left w:w="145" w:type="dxa"/>
-              <w:right w:w="145" w:type="dxa"/>
-            </w:tcMar>
-            <w:shd w:fill="F7FAFC"/>
-          </w:tcPr>
-          <w:p>
-            <w:pPr>
-              <w:spacing w:before="40" w:after="40" w:line="341" w:lineRule="auto"/>
-              <w:jc w:val="left"/>
-            </w:pPr>
-            <w:r/>
-            <w:r>
-              <w:rPr>
-                <w:rFonts w:ascii="Times New Roman" w:hAnsi="Times New Roman" w:eastAsia="宋体"/>
-                <w:b/>
-                <w:color w:val="191919"/>
-                <w:sz w:val="19"/>
-              </w:rPr>
-              <w:t>EP09</w:t>
-              <w:br/>
-              <w:t>9-9　外/内　G54路有轨电车站台与车厢 — 夜</w:t>
-            </w:r>
-          </w:p>
-        </w:tc>
-        <w:tc>
-          <w:tcPr>
-            <w:tcW w:type="dxa" w:w="7272"/>
-            <w:vAlign w:val="center"/>
-            <w:tcMar>
-              <w:top w:w="105" w:type="dxa"/>
-              <w:bottom w:w="105" w:type="dxa"/>
-              <w:left w:w="145" w:type="dxa"/>
-              <w:right w:w="145" w:type="dxa"/>
-            </w:tcMar>
-            <w:shd w:fill="F7FAFC"/>
-          </w:tcPr>
-          <w:p>
-            <w:pPr>
-              <w:spacing w:before="40" w:after="40" w:line="341" w:lineRule="auto"/>
-              <w:jc w:val="left"/>
-            </w:pPr>
-            <w:r/>
-            <w:r>
-              <w:rPr>
-                <w:rFonts w:ascii="Times New Roman" w:hAnsi="Times New Roman" w:eastAsia="宋体"/>
-                <w:b w:val="0"/>
-                <w:color w:val="191919"/>
-                <w:sz w:val="19"/>
-              </w:rPr>
-              <w:t>【出场人物】徐图图、赵左右</w:t>
-              <w:br/>
-              <w:t>【空间动作与场面调度】寒夜深沉，积雪的有轨电车站台上，赵左右站在路灯下依然低头翻看着手中的《高考必备便携手册》。一列闪烁着“工农大路 G54 西安大路”红色LED灯牌的末班有轨电车缓缓进站停稳，赵左右迈步走上车厢。 空荡荡的末班电车车厢内温暖安静，赵左右眼睛不离书本地走到中段蓝色座椅坐下，顺手将黑色双肩书包卸下放在身旁座位上。就在折叠车门即将关闭的瞬间，车门外传来十六岁徐图图气喘吁吁的呼喊声！ 身穿天蓝色羊羔毛连帽大衣、戴着白色毛绒耳罩的徐图图一步跳上电车。她扶着膝盖喘了口气，一抬头便看见了坐在前面的赵左右；赵左右也抬起头看向她，徐图图眉眼一弯，快步走到赵左右正对面的座椅上坐下。 赵左右重新低下头翻动《高考必备便携手册》继续背书。徐图图摘下手上的毛绒手套，偏着头静静看了专注的赵左右好一会儿，主动轻声搭话。 赵左右目光没有离开书页，简短而温和地应了一声。 随着电车摇晃前行，徐图图看着他在昏黄摇晃的灯光下看小字，关切地提醒了一句。 赵左右翻过一页小册子，平静地回答。 徐图图抿嘴笑了笑，伸手拉开身旁的米白色帆布包拉……</w:t>
-              <w:br/>
-              <w:t>【本场核心台词交锋】徐图图：“等一下！等一下！” ／ 徐图图：“你也赶末班车啊？” ／ 赵左右：“嗯，晚自习刚结束。” ／ 徐图图：“车上看书容易晕车。” ／ 赵左右：“没事。”</w:t>
-            </w:r>
-          </w:p>
-        </w:tc>
-      </w:tr>
-      <w:tr>
-        <w:trPr>
-          <w:cantSplit/>
-        </w:trPr>
-        <w:tc>
-          <w:tcPr>
-            <w:tcW w:type="dxa" w:w="3096"/>
-            <w:vAlign w:val="center"/>
-            <w:tcMar>
-              <w:top w:w="105" w:type="dxa"/>
-              <w:bottom w:w="105" w:type="dxa"/>
-              <w:left w:w="145" w:type="dxa"/>
-              <w:right w:w="145" w:type="dxa"/>
-            </w:tcMar>
-          </w:tcPr>
-          <w:p>
-            <w:pPr>
-              <w:spacing w:before="40" w:after="40" w:line="341" w:lineRule="auto"/>
-              <w:jc w:val="left"/>
-            </w:pPr>
-            <w:r/>
-            <w:r>
-              <w:rPr>
-                <w:rFonts w:ascii="Times New Roman" w:hAnsi="Times New Roman" w:eastAsia="宋体"/>
-                <w:b/>
-                <w:color w:val="191919"/>
-                <w:sz w:val="19"/>
-              </w:rPr>
-              <w:t>EP12</w:t>
-              <w:br/>
-              <w:t>12-7　外/内　有轨电车站台·车厢与徐图图家（五栋602室） — 夜</w:t>
-            </w:r>
-          </w:p>
-        </w:tc>
-        <w:tc>
-          <w:tcPr>
-            <w:tcW w:type="dxa" w:w="7272"/>
-            <w:vAlign w:val="center"/>
-            <w:tcMar>
-              <w:top w:w="105" w:type="dxa"/>
-              <w:bottom w:w="105" w:type="dxa"/>
-              <w:left w:w="145" w:type="dxa"/>
-              <w:right w:w="145" w:type="dxa"/>
-            </w:tcMar>
-          </w:tcPr>
-          <w:p>
-            <w:pPr>
-              <w:spacing w:before="40" w:after="40" w:line="341" w:lineRule="auto"/>
-              <w:jc w:val="left"/>
-            </w:pPr>
-            <w:r/>
-            <w:r>
-              <w:rPr>
-                <w:rFonts w:ascii="Times New Roman" w:hAnsi="Times New Roman" w:eastAsia="宋体"/>
-                <w:b w:val="0"/>
-                <w:color w:val="191919"/>
-                <w:sz w:val="19"/>
-              </w:rPr>
-              <w:t>【出场人物】荀未来、徐图图、徐父、舒洁、赵了</w:t>
-              <w:br/>
-              <w:t>【空间动作与场面调度】寒夜积雪的有轨电车站台上，身穿驼色羊羔毛翻领棉服、戴着红色针织手套的十六岁徐图图正一边等车一边呵气搓手取暖。身穿黑色长款呢大衣的荀未来悄悄走到站牌另一侧，背着手假装看站牌，故意重重咳嗽了两声引起注意，随后探身走近，装出无比惊讶的模样打招呼。 徐图图回过头，看到一身成熟大衣造型的荀未来，微微一怔，礼貌地点头问好。 荀未来抬手挠了挠眉毛掩饰紧张，摆出潇洒的姿态客套，逗得徐图图抿嘴一笑。 徐图图转过头好奇地询问。 面对十六岁稚嫩的妻子，四十一岁的荀未来竟然紧张得舌头打结，眼神闪烁着结结巴巴地硬着头皮点头。 恰在此时，一列闪烁着“工农大路至南湖大路”车头灯牌的有轨电车叮当进站。荀未来如蒙大赦地抬手一指。 徐图图应了一声“啊，来了”，两人一同迈步走上电车。 电车车厢内，两人并排坐在“爱心专座”上。荀未来双手合十放在嘴边不停地哈气搓手，眼珠子偷偷往旁边瞄着十六岁的妻子，急得在心里暗自抓狂。 为了打破沉默，荀未来望着车窗外没话找话。 徐图图微笑着顺着话头接了一句。 荀未来的目光落在了徐图图膝盖上那双红……</w:t>
-              <w:br/>
-              <w:t>【本场核心台词交锋】荀未来：“呀，这么巧啊！” ／ 徐图图：“啊……荀未来。” ／ 荀未来：“叫我小荀就行了……叫我荀哥就行了。” ／ 徐图图：“你也坐车回家吗？” ／ 荀未来：“其实我……我在等……我……我在等……对，我也在等车，准备坐车回家！”</w:t>
-            </w:r>
-          </w:p>
-        </w:tc>
-      </w:tr>
-      <w:tr>
-        <w:trPr>
-          <w:cantSplit/>
-        </w:trPr>
-        <w:tc>
-          <w:tcPr>
-            <w:tcW w:type="dxa" w:w="3096"/>
-            <w:vAlign w:val="center"/>
-            <w:tcMar>
-              <w:top w:w="105" w:type="dxa"/>
-              <w:bottom w:w="105" w:type="dxa"/>
-              <w:left w:w="145" w:type="dxa"/>
-              <w:right w:w="145" w:type="dxa"/>
-            </w:tcMar>
-            <w:shd w:fill="F7FAFC"/>
-          </w:tcPr>
-          <w:p>
-            <w:pPr>
-              <w:spacing w:before="40" w:after="40" w:line="341" w:lineRule="auto"/>
-              <w:jc w:val="left"/>
-            </w:pPr>
-            <w:r/>
-            <w:r>
-              <w:rPr>
-                <w:rFonts w:ascii="Times New Roman" w:hAnsi="Times New Roman" w:eastAsia="宋体"/>
-                <w:b/>
-                <w:color w:val="191919"/>
-                <w:sz w:val="19"/>
-              </w:rPr>
-              <w:t>EP13</w:t>
-              <w:br/>
-              <w:t>13-7　外/内　校园雪地树林·学校图书馆与夜间有轨电车 — 日/夜</w:t>
-            </w:r>
-          </w:p>
-        </w:tc>
-        <w:tc>
-          <w:tcPr>
-            <w:tcW w:type="dxa" w:w="7272"/>
-            <w:vAlign w:val="center"/>
-            <w:tcMar>
-              <w:top w:w="105" w:type="dxa"/>
-              <w:bottom w:w="105" w:type="dxa"/>
-              <w:left w:w="145" w:type="dxa"/>
-              <w:right w:w="145" w:type="dxa"/>
-            </w:tcMar>
-            <w:shd w:fill="F7FAFC"/>
-          </w:tcPr>
-          <w:p>
-            <w:pPr>
-              <w:spacing w:before="40" w:after="40" w:line="341" w:lineRule="auto"/>
-              <w:jc w:val="left"/>
-            </w:pPr>
-            <w:r/>
-            <w:r>
-              <w:rPr>
-                <w:rFonts w:ascii="Times New Roman" w:hAnsi="Times New Roman" w:eastAsia="宋体"/>
-                <w:b w:val="0"/>
-                <w:color w:val="191919"/>
-                <w:sz w:val="19"/>
-              </w:rPr>
-              <w:t>【出场人物】荀未来、罗爱文、赵左右、徐图图、赵左右＆荀未来</w:t>
-              <w:br/>
-              <w:t>【空间动作与场面调度】寒风凛冽的校园雪地小树林里，被赶出活动室的十六岁赵左右身穿白色长款羽绒服、围着墨绿色围巾，竟然真的独自一人坐在积雪的大石头上，捧着《梦的解析》专心致志地默读！不远处的教学楼红砖墙转角后，四十一岁的荀未来探出半个脑袋看着这一幕，心疼得直嘬牙花子。 片刻之后，受荀未来指派的罗爱文拎着一只黑色保温壶屁颠屁颠地跑进雪地树林，走到赵左右面前递上一只塑料杯，倒满了热气腾腾的红糖姜茶。 赵左右抬起头，越过罗爱文的肩膀瞥了一眼远处教学楼门内正在探头张望的荀未来，嘴角微不可察地一勾，双手接过热姜茶点头道谢。 罗爱文笑着应了声“没事，那我先回去了啊”，拎着保温壶跑回教学楼门内向荀未来邀功：“荀哥，喝了喝了喝了！”雪地大石头上的赵左右低头轻轻吹了吹热气，抿了一口暖胃的姜茶，眼神愈发笃定。 下午阳光明媚的学校图书馆阅览室内，徐图图坐在长桌旁低头看书，坐在她身旁的赵左右却单手托着腮，望着窗外若有所思地在心里盘算着如何逼荀未来亲口承认身份。 徐图图翻书时察觉到赵左右一直盯着自己发呆，转过头小声询问。 赵左右回过神来……</w:t>
-              <w:br/>
-              <w:t>【本场核心台词交锋】荀未来：“不是吧，意志这么顽强啊？这，不会冻出什么病来吧？这万一以后落下病根该怎么办呀？” ／ 罗爱文：“左右，太冷了，喝点姜茶暖暖身子吧。” ／ 赵左右：“谢了。” ／ 赵左右：“如果是真的，贸然提问，他肯定死不承认。我要怎么才能让他亲口承认呢？” ／ 徐图图：“你怎么了？心不在焉的。”</w:t>
-            </w:r>
-          </w:p>
-        </w:tc>
-      </w:tr>
-      <w:tr>
-        <w:trPr>
-          <w:cantSplit/>
-        </w:trPr>
-        <w:tc>
-          <w:tcPr>
-            <w:tcW w:type="dxa" w:w="3096"/>
-            <w:vAlign w:val="center"/>
-            <w:tcMar>
-              <w:top w:w="105" w:type="dxa"/>
-              <w:bottom w:w="105" w:type="dxa"/>
-              <w:left w:w="145" w:type="dxa"/>
-              <w:right w:w="145" w:type="dxa"/>
-            </w:tcMar>
-          </w:tcPr>
-          <w:p>
-            <w:pPr>
-              <w:spacing w:before="40" w:after="40" w:line="341" w:lineRule="auto"/>
-              <w:jc w:val="left"/>
-            </w:pPr>
-            <w:r/>
-            <w:r>
-              <w:rPr>
-                <w:rFonts w:ascii="Times New Roman" w:hAnsi="Times New Roman" w:eastAsia="宋体"/>
-                <w:b/>
-                <w:color w:val="191919"/>
-                <w:sz w:val="19"/>
-              </w:rPr>
-              <w:t>EP20</w:t>
-              <w:br/>
-              <w:t>20-3　内/外　街边砂锅麻辣烫店·G54路公交车·2058办公区与荒村老宅 — 夜/日</w:t>
-            </w:r>
-          </w:p>
-        </w:tc>
-        <w:tc>
-          <w:tcPr>
-            <w:tcW w:type="dxa" w:w="7272"/>
-            <w:vAlign w:val="center"/>
-            <w:tcMar>
-              <w:top w:w="105" w:type="dxa"/>
-              <w:bottom w:w="105" w:type="dxa"/>
-              <w:left w:w="145" w:type="dxa"/>
-              <w:right w:w="145" w:type="dxa"/>
-            </w:tcMar>
-          </w:tcPr>
-          <w:p>
-            <w:pPr>
-              <w:spacing w:before="40" w:after="40" w:line="341" w:lineRule="auto"/>
-              <w:jc w:val="left"/>
-            </w:pPr>
-            <w:r/>
-            <w:r>
-              <w:rPr>
-                <w:rFonts w:ascii="Times New Roman" w:hAnsi="Times New Roman" w:eastAsia="宋体"/>
-                <w:b w:val="0"/>
-                <w:color w:val="191919"/>
-                <w:sz w:val="19"/>
-              </w:rPr>
-              <w:t>【出场人物】林开颜、赵左右、荀未来</w:t>
-              <w:br/>
-              <w:t>【空间动作与场面调度】夜晚，长林市街边砂锅麻辣烫店内，暖黄的灯光下浮现本集片名：第 20 集 涉过夏天。 十六岁的赵左右独自坐在小餐桌前，面前放着一碗未动的砂锅，眼神深沉而凝重（内心独白：“哪些是真的？什么才是真的？你们的目的是什么？为什么不告诉我？我一定要找到你们，问个明白”）。就在这时，门口的塑料门帘被掀开——再次从2058年穿过来的林开颜（小雪）端着一碗麻辣烫走了进来，径直坐到了赵左右的对面！ 刚才在五零二室亲眼目睹这个女人凭空消失、而回家后又发现荀哥和植物人赵爷爷已经连夜转移不知所踪的赵左右，不动声色地抬起头直视着小雪。 小雪双手交叠放在胸前，装出一副知恩图报的乖巧模样点头承认。 赵左右身体微微前倾，敏锐地顺着她的话头下套盘问。 小雪在心底得意地冷笑了一声（内心独白：“还好这次我提前做过功课了”），脸上故作无辜地背出了自己查来的2007年灾情资料。 听到“去年八月捐款”，刚刚看完五零二室暗室时间线黑板的十六岁赵左右眸光一凛，瞬间识破了她的谎言！ 赵左右迅速收起眼底的警惕，脸上挤出自然的微笑顺着她演戏：……</w:t>
-              <w:br/>
-              <w:t>【本场核心台词交锋】林开颜：“小哥，你知道去哪里能找到他们，对吧？” ／ 赵左右：“所以你不是为了帮我选花，原本就是来找他们的，对吧？” ／ 林开颜：“对。因为赵爷爷对我有恩，我一直想当面和他说声谢谢。我四处打听才知道他住在哪儿，下午看到你从他家出来，我才跟着你一直到超市的。听说他生病了，我就想着给他选束花，希望他能早日康复。” ／ 赵左右：“你是怎么认识赵爷爷的？” ／ 林开颜：“我老家大暴雨发洪水的时候，赵爷爷捐了一大笔钱抗洪救灾。就是去年八月，台风帕布和蝴蝶的时候啊，我老家那好几个村子都被洪水淹掉了。”</w:t>
-            </w:r>
-          </w:p>
-        </w:tc>
-      </w:tr>
-      <w:tr>
-        <w:trPr>
-          <w:cantSplit/>
-        </w:trPr>
-        <w:tc>
-          <w:tcPr>
-            <w:tcW w:type="dxa" w:w="3096"/>
-            <w:vAlign w:val="center"/>
-            <w:tcMar>
-              <w:top w:w="105" w:type="dxa"/>
-              <w:bottom w:w="105" w:type="dxa"/>
-              <w:left w:w="145" w:type="dxa"/>
-              <w:right w:w="145" w:type="dxa"/>
-            </w:tcMar>
-            <w:shd w:fill="F7FAFC"/>
-          </w:tcPr>
-          <w:p>
-            <w:pPr>
-              <w:spacing w:before="40" w:after="40" w:line="341" w:lineRule="auto"/>
-              <w:jc w:val="left"/>
-            </w:pPr>
-            <w:r/>
-            <w:r>
-              <w:rPr>
-                <w:rFonts w:ascii="Times New Roman" w:hAnsi="Times New Roman" w:eastAsia="宋体"/>
-                <w:b/>
-                <w:color w:val="191919"/>
-                <w:sz w:val="19"/>
-              </w:rPr>
-              <w:t>EP21</w:t>
-              <w:br/>
-              <w:t>21-8　外/内　八中红砖教学楼前雪地·第八中学电车站与54路有轨电车·大巴车烧烤摊 — 日/夜</w:t>
-            </w:r>
-          </w:p>
-        </w:tc>
-        <w:tc>
-          <w:tcPr>
-            <w:tcW w:type="dxa" w:w="7272"/>
-            <w:vAlign w:val="center"/>
-            <w:tcMar>
-              <w:top w:w="105" w:type="dxa"/>
-              <w:bottom w:w="105" w:type="dxa"/>
-              <w:left w:w="145" w:type="dxa"/>
-              <w:right w:w="145" w:type="dxa"/>
-            </w:tcMar>
-            <w:shd w:fill="F7FAFC"/>
-          </w:tcPr>
-          <w:p>
-            <w:pPr>
-              <w:spacing w:before="40" w:after="40" w:line="341" w:lineRule="auto"/>
-              <w:jc w:val="left"/>
-            </w:pPr>
-            <w:r/>
-            <w:r>
-              <w:rPr>
-                <w:rFonts w:ascii="Times New Roman" w:hAnsi="Times New Roman" w:eastAsia="宋体"/>
-                <w:b w:val="0"/>
-                <w:color w:val="191919"/>
-                <w:sz w:val="19"/>
-              </w:rPr>
-              <w:t>【出场人物】赵左右、林开颜、荀未来、赵了</w:t>
-              <w:br/>
-              <w:t>【空间动作与场面调度】雪后的长林八中红砖教学楼前广场上，身穿白色长款羽绒服、系着墨绿色针织围巾的十六岁赵左右正挥动铁锹清扫包干区的积雪；不远处，戴着黑框眼镜、身穿军绿色翻毛领工装外套的小雪也拿着一把铁锹卖力地铲着雪。赵左右停下动作，转头看了她一眼。 小雪一边铲雪一边老实地回答。 赵左右把铁锹往雪地里一插，语气缓和了几分劝她回去。 小雪擦了擦额头的汗，露出一个真心的笑容。 赵左右看着她冻红的鼻尖，忍不住直白地戳破她的执念。 小雪停下铁锹，望着漫天洁白的雪景，语气平静而坦然地说出了自己这三个月的心境蜕变。 夜幕降临，风雪交加。十六岁的赵左右背着黑色双肩包，在“第八中学站”登上了叮当驶来的54路有轨电车。车厢广播响起：“下车的乘客请准备，第八中学站到了……”赵左右坐到木制车厢座椅上，从兜里掏出诺基亚滑盖手机，翻到通讯录里【荀未来】的名字按下拨通键。 电话那头立刻传来了四十一岁荀未来熟悉而温暖的声音——与此同时，镜头一转，身穿红毛衣配军绿夹克的荀未来与头戴黑棒球帽、身穿米白羽绒服的六十六岁赵了，竟然真的就坐在电车车厢……</w:t>
-              <w:br/>
-              <w:t>【本场核心台词交锋】赵左右：“今天这片的卫生，应该是图图搞吧？” ／ 林开颜：“她冻感冒了，有点低烧。” ／ 赵左右：“我知道，所以我帮她搞就好了。你早点回去歇着吧。” ／ 林开颜：“没事，帮图图我开心。” ／ 赵左右：“都三个月了还这样。哪怕我绝对不可能告诉你他们的下落。”</w:t>
-            </w:r>
-          </w:p>
-        </w:tc>
-      </w:tr>
-      <w:tr>
-        <w:trPr>
-          <w:cantSplit/>
-        </w:trPr>
-        <w:tc>
-          <w:tcPr>
-            <w:tcW w:type="dxa" w:w="3096"/>
-            <w:vAlign w:val="center"/>
-            <w:tcMar>
-              <w:top w:w="105" w:type="dxa"/>
-              <w:bottom w:w="105" w:type="dxa"/>
-              <w:left w:w="145" w:type="dxa"/>
-              <w:right w:w="145" w:type="dxa"/>
-            </w:tcMar>
-          </w:tcPr>
-          <w:p>
-            <w:pPr>
-              <w:spacing w:before="40" w:after="40" w:line="341" w:lineRule="auto"/>
-              <w:jc w:val="left"/>
-            </w:pPr>
-            <w:r/>
-            <w:r>
-              <w:rPr>
-                <w:rFonts w:ascii="Times New Roman" w:hAnsi="Times New Roman" w:eastAsia="宋体"/>
-                <w:b/>
-                <w:color w:val="191919"/>
-                <w:sz w:val="19"/>
-              </w:rPr>
-              <w:t>EP22</w:t>
-              <w:br/>
-              <w:t>22-6　外/内　雪夜居民楼下·501室厨房与餐厅团圆饺子宴·雪路送别与有轨电车站台 — 夜</w:t>
-            </w:r>
-          </w:p>
-        </w:tc>
-        <w:tc>
-          <w:tcPr>
-            <w:tcW w:type="dxa" w:w="7272"/>
-            <w:vAlign w:val="center"/>
-            <w:tcMar>
-              <w:top w:w="105" w:type="dxa"/>
-              <w:bottom w:w="105" w:type="dxa"/>
-              <w:left w:w="145" w:type="dxa"/>
-              <w:right w:w="145" w:type="dxa"/>
-            </w:tcMar>
-          </w:tcPr>
-          <w:p>
-            <w:pPr>
-              <w:spacing w:before="40" w:after="40" w:line="341" w:lineRule="auto"/>
-              <w:jc w:val="left"/>
-            </w:pPr>
-            <w:r/>
-            <w:r>
-              <w:rPr>
-                <w:rFonts w:ascii="Times New Roman" w:hAnsi="Times New Roman" w:eastAsia="宋体"/>
-                <w:b w:val="0"/>
-                <w:color w:val="191919"/>
-                <w:sz w:val="19"/>
-              </w:rPr>
-              <w:t>【出场人物】赵了、赵左右、荀未来、刘美奕、赵东来</w:t>
-              <w:br/>
-              <w:t>【空间动作与场面调度】2008年冬夜，老居民楼单元门外白雪皑皑，暖黄的路灯光晕下，四十一岁的荀未来与六十六岁的赵了并肩等候。十六岁的赵左右背着书包欢快地跑来与两人汇合。 赵左右拍着胸脯回答：“收拾完了！你俩收拾完了？”荀未来随口答道：“对，晚上十点钟你赵爷爷就走了。”赵了一听这话不吉利，吹胡子瞪眼地抗议起来。 荀未来坏笑着顶嘴：“怎么了？你就说是或不是，你晚上十点钟走？”看着四十岁和六十岁的自己又在拌嘴，十六岁的赵左右无奈地摊开双手劝架。 荀未来扑哧一笑，感叹道：“也是。我们这种情况啊，也算是千载难逢了吧。”赵左右满眼不舍地看着两个未来的自己，追问重逢之期。 荀未来摸了摸下巴，把话题抛给2058年的赵了。 赵了连忙摆手叫苦：“怎么就跟下楼似的？我来一趟很贵的好吗？”十六岁的赵左右清了清嗓子，得意洋洋地背出了自己琢磨了一下午、把“未来”和“了”嵌进去的藏头打油诗！ 荀未来与赵了被少年的巧思逗得哈哈大笑，赵了连声夸赞并招呼两人上楼吃父母包的团圆饺子。 五零一室客厅与餐厅内暖意融融，墙上挂着喜庆的“福”字斗方与“家……</w:t>
-              <w:br/>
-              <w:t>【本场核心台词交锋】赵了：“你东西都收拾完了吗？” ／ 赵了：“怎么什么话到你嘴里面就变得这么难听？什么我晚上十点钟就走了？！” ／ 赵左右：“你俩就不能和平一点吗？咱仨不都是一个人，骂谁都是骂自己。” ／ 赵左右：“对了，你们下次什么时候再来啊？” ／ 荀未来：“呃，还不太确定吧。我2033年那边还没那么方便。倒是你赵爷爷，跟下楼似的。”</w:t>
-            </w:r>
-          </w:p>
-        </w:tc>
-      </w:tr>
-    </w:tbl>
     <w:sectPr>
       <w:pgSz w:w="12240" w:h="15840"/>
       <w:pgMar w:top="1080" w:right="936" w:bottom="1080" w:left="936" w:header="720" w:footer="720" w:gutter="0"/>

--- a/01_《三人行》全24集全流程标杆成品库/06_核心场景一景一档/场景06_长林市54路有轨电车系统（春秋路电车站·八中站台·绿白相间木制车厢·覆雪钢轨沿线）.docx
+++ b/01_《三人行》全24集全流程标杆成品库/06_核心场景一景一档/场景06_长林市54路有轨电车系统（春秋路电车站·八中站台·绿白相间木制车厢·覆雪钢轨沿线）.docx
@@ -1012,7 +1012,7 @@
           <w:color w:val="141414"/>
           <w:sz w:val="21"/>
         </w:rPr>
-        <w:t>EP01开场第1-1/1-2场：1998年深冬雪夜，6岁赵左右在春秋路有轨电车站赶在电车进站前用22.64秒飞奔买回烤串，发现多了一串烤韭菜后执意跑回退还摊主。</w:t>
+        <w:t>EP01开场：1998年深冬雪夜，6岁赵左右在春秋路有轨电车站赶在电车进站前用22.64秒飞奔买回烤串，发现多了一串烤韭菜后执意跑回退还摊主。</w:t>
       </w:r>
     </w:p>
     <w:p>
@@ -1074,7 +1074,7 @@
           <w:color w:val="141414"/>
           <w:sz w:val="21"/>
         </w:rPr>
-        <w:t>EP21第21-2场：植物人赵了苏醒后，41岁荀未来带他搭乘雪夜54路有轨电车返城，16岁赵左右狂奔登车，16岁、41岁、66岁三个赵左右在温暖摇晃的电车车厢里紧紧相拥。</w:t>
+        <w:t>EP21：植物人赵了苏醒后，41岁荀未来带他搭乘雪夜54路有轨电车返城，16岁赵左右狂奔登车，16岁、41岁、66岁三个赵左右在温暖摇晃的电车车厢里紧紧相拥。</w:t>
       </w:r>
     </w:p>
     <w:sectPr>

--- a/01_《三人行》全24集全流程标杆成品库/06_核心场景一景一档/场景06_长林市54路有轨电车系统（春秋路电车站·八中站台·绿白相间木制车厢·覆雪钢轨沿线）.docx
+++ b/01_《三人行》全24集全流程标杆成品库/06_核心场景一景一档/场景06_长林市54路有轨电车系统（春秋路电车站·八中站台·绿白相间木制车厢·覆雪钢轨沿线）.docx
@@ -124,9 +124,7 @@
         </w:tc>
       </w:tr>
       <w:tr>
-        <w:trPr>
-          <w:cantSplit/>
-        </w:trPr>
+        <w:trPr/>
         <w:tc>
           <w:tcPr>
             <w:tcW w:type="dxa" w:w="2592"/>
@@ -185,9 +183,7 @@
         </w:tc>
       </w:tr>
       <w:tr>
-        <w:trPr>
-          <w:cantSplit/>
-        </w:trPr>
+        <w:trPr/>
         <w:tc>
           <w:tcPr>
             <w:tcW w:type="dxa" w:w="2592"/>
@@ -248,9 +244,7 @@
         </w:tc>
       </w:tr>
       <w:tr>
-        <w:trPr>
-          <w:cantSplit/>
-        </w:trPr>
+        <w:trPr/>
         <w:tc>
           <w:tcPr>
             <w:tcW w:type="dxa" w:w="2592"/>
@@ -309,9 +303,7 @@
         </w:tc>
       </w:tr>
       <w:tr>
-        <w:trPr>
-          <w:cantSplit/>
-        </w:trPr>
+        <w:trPr/>
         <w:tc>
           <w:tcPr>
             <w:tcW w:type="dxa" w:w="2592"/>
@@ -372,9 +364,7 @@
         </w:tc>
       </w:tr>
       <w:tr>
-        <w:trPr>
-          <w:cantSplit/>
-        </w:trPr>
+        <w:trPr/>
         <w:tc>
           <w:tcPr>
             <w:tcW w:type="dxa" w:w="2592"/>
@@ -433,9 +423,7 @@
         </w:tc>
       </w:tr>
       <w:tr>
-        <w:trPr>
-          <w:cantSplit/>
-        </w:trPr>
+        <w:trPr/>
         <w:tc>
           <w:tcPr>
             <w:tcW w:type="dxa" w:w="2592"/>
@@ -496,9 +484,7 @@
         </w:tc>
       </w:tr>
       <w:tr>
-        <w:trPr>
-          <w:cantSplit/>
-        </w:trPr>
+        <w:trPr/>
         <w:tc>
           <w:tcPr>
             <w:tcW w:type="dxa" w:w="2592"/>
@@ -557,9 +543,7 @@
         </w:tc>
       </w:tr>
       <w:tr>
-        <w:trPr>
-          <w:cantSplit/>
-        </w:trPr>
+        <w:trPr/>
         <w:tc>
           <w:tcPr>
             <w:tcW w:type="dxa" w:w="2592"/>
@@ -789,9 +773,7 @@
         </w:tc>
       </w:tr>
       <w:tr>
-        <w:trPr>
-          <w:cantSplit/>
-        </w:trPr>
+        <w:trPr/>
         <w:tc>
           <w:tcPr>
             <w:tcW w:type="dxa" w:w="2664"/>
@@ -855,9 +837,7 @@
         </w:tc>
       </w:tr>
       <w:tr>
-        <w:trPr>
-          <w:cantSplit/>
-        </w:trPr>
+        <w:trPr/>
         <w:tc>
           <w:tcPr>
             <w:tcW w:type="dxa" w:w="2664"/>

--- a/01_《三人行》全24集全流程标杆成品库/06_核心场景一景一档/场景06_长林市54路有轨电车系统（春秋路电车站·八中站台·绿白相间木制车厢·覆雪钢轨沿线）.docx
+++ b/01_《三人行》全24集全流程标杆成品库/06_核心场景一景一档/场景06_长林市54路有轨电车系统（春秋路电车站·八中站台·绿白相间木制车厢·覆雪钢轨沿线）.docx
@@ -44,7 +44,7 @@
           <w:color w:val="192D55"/>
           <w:sz w:val="25"/>
         </w:rPr>
-        <w:t>第一章　场景核心工程参数与视觉美学总卡</w:t>
+        <w:t>第一章　场景核心工程参数与视听美学总卡</w:t>
       </w:r>
     </w:p>
     <w:tbl>
@@ -66,7 +66,7 @@
         </w:trPr>
         <w:tc>
           <w:tcPr>
-            <w:tcW w:type="dxa" w:w="2592"/>
+            <w:tcW w:type="dxa" w:w="2664"/>
             <w:vAlign w:val="center"/>
             <w:tcMar>
               <w:top w:w="130" w:type="dxa"/>
@@ -89,13 +89,13 @@
                 <w:color w:val="FFFFFF"/>
                 <w:sz w:val="19"/>
               </w:rPr>
-              <w:t>工程与美学设定维度</w:t>
+              <w:t>场景工程设定维度</w:t>
             </w:r>
           </w:p>
         </w:tc>
         <w:tc>
           <w:tcPr>
-            <w:tcW w:type="dxa" w:w="7776"/>
+            <w:tcW w:type="dxa" w:w="7704"/>
             <w:vAlign w:val="center"/>
             <w:tcMar>
               <w:top w:w="130" w:type="dxa"/>
@@ -118,16 +118,15 @@
                 <w:color w:val="FFFFFF"/>
                 <w:sz w:val="19"/>
               </w:rPr>
-              <w:t>全剧标准定稿设定参数</w:t>
+              <w:t>全剧标准定稿设定内容</w:t>
             </w:r>
           </w:p>
         </w:tc>
       </w:tr>
       <w:tr>
-        <w:trPr/>
         <w:tc>
           <w:tcPr>
-            <w:tcW w:type="dxa" w:w="2592"/>
+            <w:tcW w:type="dxa" w:w="2664"/>
             <w:vAlign w:val="center"/>
             <w:tcMar>
               <w:top w:w="105" w:type="dxa"/>
@@ -155,7 +154,7 @@
         </w:tc>
         <w:tc>
           <w:tcPr>
-            <w:tcW w:type="dxa" w:w="7776"/>
+            <w:tcW w:type="dxa" w:w="7704"/>
             <w:vAlign w:val="center"/>
             <w:tcMar>
               <w:top w:w="105" w:type="dxa"/>
@@ -183,10 +182,9 @@
         </w:tc>
       </w:tr>
       <w:tr>
-        <w:trPr/>
         <w:tc>
           <w:tcPr>
-            <w:tcW w:type="dxa" w:w="2592"/>
+            <w:tcW w:type="dxa" w:w="2664"/>
             <w:vAlign w:val="center"/>
             <w:tcMar>
               <w:top w:w="105" w:type="dxa"/>
@@ -215,7 +213,7 @@
         </w:tc>
         <w:tc>
           <w:tcPr>
-            <w:tcW w:type="dxa" w:w="7776"/>
+            <w:tcW w:type="dxa" w:w="7704"/>
             <w:vAlign w:val="center"/>
             <w:tcMar>
               <w:top w:w="105" w:type="dxa"/>
@@ -244,10 +242,9 @@
         </w:tc>
       </w:tr>
       <w:tr>
-        <w:trPr/>
         <w:tc>
           <w:tcPr>
-            <w:tcW w:type="dxa" w:w="2592"/>
+            <w:tcW w:type="dxa" w:w="2664"/>
             <w:vAlign w:val="center"/>
             <w:tcMar>
               <w:top w:w="105" w:type="dxa"/>
@@ -275,7 +272,7 @@
         </w:tc>
         <w:tc>
           <w:tcPr>
-            <w:tcW w:type="dxa" w:w="7776"/>
+            <w:tcW w:type="dxa" w:w="7704"/>
             <w:vAlign w:val="center"/>
             <w:tcMar>
               <w:top w:w="105" w:type="dxa"/>
@@ -303,10 +300,9 @@
         </w:tc>
       </w:tr>
       <w:tr>
-        <w:trPr/>
         <w:tc>
           <w:tcPr>
-            <w:tcW w:type="dxa" w:w="2592"/>
+            <w:tcW w:type="dxa" w:w="2664"/>
             <w:vAlign w:val="center"/>
             <w:tcMar>
               <w:top w:w="105" w:type="dxa"/>
@@ -335,7 +331,7 @@
         </w:tc>
         <w:tc>
           <w:tcPr>
-            <w:tcW w:type="dxa" w:w="7776"/>
+            <w:tcW w:type="dxa" w:w="7704"/>
             <w:vAlign w:val="center"/>
             <w:tcMar>
               <w:top w:w="105" w:type="dxa"/>
@@ -364,10 +360,9 @@
         </w:tc>
       </w:tr>
       <w:tr>
-        <w:trPr/>
         <w:tc>
           <w:tcPr>
-            <w:tcW w:type="dxa" w:w="2592"/>
+            <w:tcW w:type="dxa" w:w="2664"/>
             <w:vAlign w:val="center"/>
             <w:tcMar>
               <w:top w:w="105" w:type="dxa"/>
@@ -395,7 +390,7 @@
         </w:tc>
         <w:tc>
           <w:tcPr>
-            <w:tcW w:type="dxa" w:w="7776"/>
+            <w:tcW w:type="dxa" w:w="7704"/>
             <w:vAlign w:val="center"/>
             <w:tcMar>
               <w:top w:w="105" w:type="dxa"/>
@@ -423,10 +418,9 @@
         </w:tc>
       </w:tr>
       <w:tr>
-        <w:trPr/>
         <w:tc>
           <w:tcPr>
-            <w:tcW w:type="dxa" w:w="2592"/>
+            <w:tcW w:type="dxa" w:w="2664"/>
             <w:vAlign w:val="center"/>
             <w:tcMar>
               <w:top w:w="105" w:type="dxa"/>
@@ -455,7 +449,7 @@
         </w:tc>
         <w:tc>
           <w:tcPr>
-            <w:tcW w:type="dxa" w:w="7776"/>
+            <w:tcW w:type="dxa" w:w="7704"/>
             <w:vAlign w:val="center"/>
             <w:tcMar>
               <w:top w:w="105" w:type="dxa"/>
@@ -484,10 +478,9 @@
         </w:tc>
       </w:tr>
       <w:tr>
-        <w:trPr/>
         <w:tc>
           <w:tcPr>
-            <w:tcW w:type="dxa" w:w="2592"/>
+            <w:tcW w:type="dxa" w:w="2664"/>
             <w:vAlign w:val="center"/>
             <w:tcMar>
               <w:top w:w="105" w:type="dxa"/>
@@ -515,7 +508,7 @@
         </w:tc>
         <w:tc>
           <w:tcPr>
-            <w:tcW w:type="dxa" w:w="7776"/>
+            <w:tcW w:type="dxa" w:w="7704"/>
             <w:vAlign w:val="center"/>
             <w:tcMar>
               <w:top w:w="105" w:type="dxa"/>
@@ -543,10 +536,9 @@
         </w:tc>
       </w:tr>
       <w:tr>
-        <w:trPr/>
         <w:tc>
           <w:tcPr>
-            <w:tcW w:type="dxa" w:w="2592"/>
+            <w:tcW w:type="dxa" w:w="2664"/>
             <w:vAlign w:val="center"/>
             <w:tcMar>
               <w:top w:w="105" w:type="dxa"/>
@@ -575,7 +567,7 @@
         </w:tc>
         <w:tc>
           <w:tcPr>
-            <w:tcW w:type="dxa" w:w="7776"/>
+            <w:tcW w:type="dxa" w:w="7704"/>
             <w:vAlign w:val="center"/>
             <w:tcMar>
               <w:top w:w="105" w:type="dxa"/>
@@ -616,7 +608,7 @@
           <w:color w:val="192D55"/>
           <w:sz w:val="25"/>
         </w:rPr>
-        <w:t>第二章　场景整体空间全貌、建筑结构与陈设细节全景详述</w:t>
+        <w:t>第二章　建筑空间格局、子区域拓扑、美术陈设与光影色温全景细描</w:t>
       </w:r>
     </w:p>
     <w:p>
@@ -683,17 +675,17 @@
     </w:p>
     <w:p>
       <w:pPr>
-        <w:spacing w:before="240" w:after="80" w:line="384" w:lineRule="auto"/>
+        <w:spacing w:before="160" w:after="80" w:line="384" w:lineRule="auto"/>
         <w:jc w:val="left"/>
       </w:pPr>
       <w:r>
         <w:rPr>
           <w:rFonts w:ascii="Arial" w:hAnsi="Arial" w:eastAsia="黑体"/>
           <w:b/>
-          <w:color w:val="192D55"/>
-          <w:sz w:val="25"/>
+          <w:color w:val="141414"/>
+          <w:sz w:val="22"/>
         </w:rPr>
-        <w:t>第三章　子空间功能分区、平面拓扑关系与多视角镜头动线全解</w:t>
+        <w:t>（四）子空间分区、标志性道具锚点与摄影机轴线调度总表</w:t>
       </w:r>
     </w:p>
     <w:tbl>
@@ -705,8 +697,9 @@
         <w:tblLook w:firstColumn="1" w:firstRow="1" w:lastColumn="0" w:lastRow="0" w:noHBand="0" w:noVBand="1" w:val="04A0"/>
       </w:tblPr>
       <w:tblGrid>
-        <w:gridCol w:w="5184"/>
-        <w:gridCol w:w="5184"/>
+        <w:gridCol w:w="3456"/>
+        <w:gridCol w:w="3456"/>
+        <w:gridCol w:w="3456"/>
       </w:tblGrid>
       <w:tr>
         <w:trPr>
@@ -715,7 +708,7 @@
         </w:trPr>
         <w:tc>
           <w:tcPr>
-            <w:tcW w:type="dxa" w:w="2664"/>
+            <w:tcW w:type="dxa" w:w="2376"/>
             <w:vAlign w:val="center"/>
             <w:tcMar>
               <w:top w:w="130" w:type="dxa"/>
@@ -738,13 +731,13 @@
                 <w:color w:val="FFFFFF"/>
                 <w:sz w:val="19"/>
               </w:rPr>
-              <w:t>子空间分区与方位坐标</w:t>
+              <w:t>子空间功能分区</w:t>
             </w:r>
           </w:p>
         </w:tc>
         <w:tc>
           <w:tcPr>
-            <w:tcW w:type="dxa" w:w="7704"/>
+            <w:tcW w:type="dxa" w:w="3384"/>
             <w:vAlign w:val="center"/>
             <w:tcMar>
               <w:top w:w="130" w:type="dxa"/>
@@ -767,16 +760,44 @@
                 <w:color w:val="FFFFFF"/>
                 <w:sz w:val="19"/>
               </w:rPr>
-              <w:t>标志性陈设道具、机位轴线与人物进出动线详解</w:t>
+              <w:t>标志性美术陈设与道具锚点</w:t>
+            </w:r>
+          </w:p>
+        </w:tc>
+        <w:tc>
+          <w:tcPr>
+            <w:tcW w:type="dxa" w:w="4608"/>
+            <w:vAlign w:val="center"/>
+            <w:tcMar>
+              <w:top w:w="130" w:type="dxa"/>
+              <w:bottom w:w="130" w:type="dxa"/>
+              <w:left w:w="150" w:type="dxa"/>
+              <w:right w:w="150" w:type="dxa"/>
+            </w:tcMar>
+            <w:shd w:fill="1F3864"/>
+          </w:tcPr>
+          <w:p>
+            <w:pPr>
+              <w:spacing w:before="40" w:after="40" w:line="312" w:lineRule="auto"/>
+              <w:jc w:val="center"/>
+            </w:pPr>
+            <w:r/>
+            <w:r>
+              <w:rPr>
+                <w:rFonts w:ascii="Arial" w:hAnsi="Arial" w:eastAsia="黑体"/>
+                <w:b/>
+                <w:color w:val="FFFFFF"/>
+                <w:sz w:val="19"/>
+              </w:rPr>
+              <w:t>镜头轴线设计与场面调度功能</w:t>
             </w:r>
           </w:p>
         </w:tc>
       </w:tr>
       <w:tr>
-        <w:trPr/>
         <w:tc>
           <w:tcPr>
-            <w:tcW w:type="dxa" w:w="2664"/>
+            <w:tcW w:type="dxa" w:w="2376"/>
             <w:vAlign w:val="center"/>
             <w:tcMar>
               <w:top w:w="105" w:type="dxa"/>
@@ -804,7 +825,7 @@
         </w:tc>
         <w:tc>
           <w:tcPr>
-            <w:tcW w:type="dxa" w:w="7704"/>
+            <w:tcW w:type="dxa" w:w="3384"/>
             <w:vAlign w:val="center"/>
             <w:tcMar>
               <w:top w:w="105" w:type="dxa"/>
@@ -826,21 +847,43 @@
                 <w:color w:val="191919"/>
                 <w:sz w:val="19"/>
               </w:rPr>
-              <w:t>【标志性美术陈设与道具锚点】</w:t>
-              <w:br/>
               <w:t>墨绿铁艺候车亭、搪瓷站牌、覆雪双道钢轨、炭火烤串推车</w:t>
-              <w:br/>
-              <w:br/>
+            </w:r>
+          </w:p>
+        </w:tc>
+        <w:tc>
+          <w:tcPr>
+            <w:tcW w:type="dxa" w:w="4608"/>
+            <w:vAlign w:val="center"/>
+            <w:tcMar>
+              <w:top w:w="105" w:type="dxa"/>
+              <w:bottom w:w="105" w:type="dxa"/>
+              <w:left w:w="145" w:type="dxa"/>
+              <w:right w:w="145" w:type="dxa"/>
+            </w:tcMar>
+          </w:tcPr>
+          <w:p>
+            <w:pPr>
+              <w:spacing w:before="40" w:after="40" w:line="341" w:lineRule="auto"/>
+              <w:jc w:val="left"/>
+            </w:pPr>
+            <w:r/>
+            <w:r>
+              <w:rPr>
+                <w:rFonts w:ascii="Times New Roman" w:hAnsi="Times New Roman" w:eastAsia="宋体"/>
+                <w:b w:val="0"/>
+                <w:color w:val="191919"/>
+                <w:sz w:val="19"/>
+              </w:rPr>
               <w:t>【镜头轴线与动线功能】采用横向移动跟拍长镜头（EP01开篇22.64秒横移跟拍6岁小赵往返站台与烤串摊），建立1998年长林市井烟火质感与少年守信初心</w:t>
             </w:r>
           </w:p>
         </w:tc>
       </w:tr>
       <w:tr>
-        <w:trPr/>
         <w:tc>
           <w:tcPr>
-            <w:tcW w:type="dxa" w:w="2664"/>
+            <w:tcW w:type="dxa" w:w="2376"/>
             <w:vAlign w:val="center"/>
             <w:tcMar>
               <w:top w:w="105" w:type="dxa"/>
@@ -869,7 +912,7 @@
         </w:tc>
         <w:tc>
           <w:tcPr>
-            <w:tcW w:type="dxa" w:w="7704"/>
+            <w:tcW w:type="dxa" w:w="3384"/>
             <w:vAlign w:val="center"/>
             <w:tcMar>
               <w:top w:w="105" w:type="dxa"/>
@@ -892,11 +935,35 @@
                 <w:color w:val="191919"/>
                 <w:sz w:val="19"/>
               </w:rPr>
-              <w:t>【标志性美术陈设与道具锚点】</w:t>
-              <w:br/>
               <w:t>深棕木座椅、黄铜扶手、结霜车窗、3000K暖黄车顶灯</w:t>
-              <w:br/>
-              <w:br/>
+            </w:r>
+          </w:p>
+        </w:tc>
+        <w:tc>
+          <w:tcPr>
+            <w:tcW w:type="dxa" w:w="4608"/>
+            <w:vAlign w:val="center"/>
+            <w:tcMar>
+              <w:top w:w="105" w:type="dxa"/>
+              <w:bottom w:w="105" w:type="dxa"/>
+              <w:left w:w="145" w:type="dxa"/>
+              <w:right w:w="145" w:type="dxa"/>
+            </w:tcMar>
+            <w:shd w:fill="F7FAFC"/>
+          </w:tcPr>
+          <w:p>
+            <w:pPr>
+              <w:spacing w:before="40" w:after="40" w:line="341" w:lineRule="auto"/>
+              <w:jc w:val="left"/>
+            </w:pPr>
+            <w:r/>
+            <w:r>
+              <w:rPr>
+                <w:rFonts w:ascii="Times New Roman" w:hAnsi="Times New Roman" w:eastAsia="宋体"/>
+                <w:b w:val="0"/>
+                <w:color w:val="191919"/>
+                <w:sz w:val="19"/>
+              </w:rPr>
               <w:t>【镜头轴线与动线功能】利用车厢行进中的自然晃动与窗外流动光影进行双人/三人座中近景拍摄：承载EP03去家宴、EP09赵左右在末班G54电车收下徐图图的《梦的解析》、EP20赵左右攥紧502钥匙，以及EP21雪夜三代赵左右在空旷车厢内催泪重逢相拥</w:t>
             </w:r>
           </w:p>
@@ -915,7 +982,7 @@
           <w:color w:val="192D55"/>
           <w:sz w:val="25"/>
         </w:rPr>
-        <w:t>第四章　跨时期/三篇章视觉演变、光影色温体系与视听调度深度解析</w:t>
+        <w:t>第三章　空间心理隐喻与三篇章（白昼·黄昏·黑夜）光影叙事演进</w:t>
       </w:r>
     </w:p>
     <w:p>
@@ -961,7 +1028,7 @@
           <w:color w:val="192D55"/>
           <w:sz w:val="25"/>
         </w:rPr>
-        <w:t>第五章　全剧发生于本场景的核心戏剧事件与名场面完整纪实</w:t>
+        <w:t>第四章　本场景在全剧24集中的核心戏剧事件、场面调度与名场面完整纪实</w:t>
       </w:r>
     </w:p>
     <w:p>
